--- a/BG Quat ngang 2026.docx
+++ b/BG Quat ngang 2026.docx
@@ -2850,6 +2850,11 @@
     <w:p>
       <w:r>
         <w:t>Mã KH: DEMO001</w:t>
+      </w:r>
+    </w:p>
+    <w:p>
+      <w:r>
+        <w:t>Mã hàng: CV.P7/560/80/K1-0.75kW4P, SUS316; AVR.H4/6/350/K13-0.75KW2P</w:t>
       </w:r>
     </w:p>
     <w:sectPr>
